--- a/Cours/5eme/SaintExupery/Chapitre_10/Documents/Chapitre 10 - Multiples et diviseurs (A trou).docx
+++ b/Cours/5eme/SaintExupery/Chapitre_10/Documents/Chapitre 10 - Multiples et diviseurs (A trou).docx
@@ -953,10 +953,7 @@
         </w:tabs>
         <w:spacing w:after="0" w:line="480" w:lineRule="auto"/>
         <w:rPr>
-          <w:rStyle w:val="Accentuationlgre"/>
           <w:rFonts w:ascii="Times New Roman" w:eastAsia="Times New Roman" w:hAnsi="Times New Roman" w:cs="Times New Roman"/>
-          <w:i w:val="0"/>
-          <w:iCs w:val="0"/>
           <w:sz w:val="24"/>
           <w:szCs w:val="24"/>
           <w:lang w:eastAsia="fr-FR"/>
@@ -976,6 +973,154 @@
         <w:t>.</w:t>
       </w:r>
     </w:p>
+    <w:p>
+      <w:pPr>
+        <w:rPr>
+          <w:rStyle w:val="Accentuationlgre"/>
+          <w:rFonts w:eastAsia="Times New Roman" w:cs="Times New Roman"/>
+          <w:b/>
+          <w:bCs/>
+          <w:i w:val="0"/>
+          <w:iCs w:val="0"/>
+          <w:u w:val="single"/>
+          <w:lang w:eastAsia="fr-FR"/>
+        </w:rPr>
+      </w:pPr>
+      <w:r>
+        <w:rPr>
+          <w:rStyle w:val="Accentuationlgre"/>
+          <w:rFonts w:eastAsia="Times New Roman" w:cs="Times New Roman"/>
+          <w:b/>
+          <w:bCs/>
+          <w:i w:val="0"/>
+          <w:iCs w:val="0"/>
+          <w:u w:val="single"/>
+          <w:lang w:eastAsia="fr-FR"/>
+        </w:rPr>
+        <w:t>Méthode pour trouver tous les diviseurs d’un nombre :</w:t>
+      </w:r>
+    </w:p>
+    <w:p>
+      <w:pPr>
+        <w:rPr>
+          <w:rFonts w:eastAsia="Times New Roman" w:cs="Times New Roman"/>
+          <w:b/>
+          <w:bCs/>
+          <w:u w:val="single"/>
+          <w:lang w:eastAsia="fr-FR"/>
+        </w:rPr>
+      </w:pPr>
+      <w:r>
+        <w:t>Pour trouver tous les diviseurs, on regarde chaque table une par une. Lorsque l'on retombe sur un nombre déjà trouver dans l'une des multiplications précédentes, on a fini.</w:t>
+      </w:r>
+    </w:p>
+    <w:tbl>
+      <w:tblPr>
+        <w:tblStyle w:val="Grilledutableau"/>
+        <w:tblW w:w="0" w:type="auto"/>
+        <w:tblBorders>
+          <w:top w:val="none" w:sz="0" w:space="0" w:color="auto"/>
+          <w:left w:val="none" w:sz="0" w:space="0" w:color="auto"/>
+          <w:bottom w:val="none" w:sz="0" w:space="0" w:color="auto"/>
+          <w:right w:val="none" w:sz="0" w:space="0" w:color="auto"/>
+          <w:insideH w:val="none" w:sz="0" w:space="0" w:color="auto"/>
+          <w:insideV w:val="none" w:sz="0" w:space="0" w:color="auto"/>
+        </w:tblBorders>
+        <w:tblLook w:val="04A0" w:firstRow="1" w:lastRow="0" w:firstColumn="1" w:lastColumn="0" w:noHBand="0" w:noVBand="1"/>
+      </w:tblPr>
+      <w:tblGrid>
+        <w:gridCol w:w="2547"/>
+        <w:gridCol w:w="7366"/>
+      </w:tblGrid>
+      <w:tr>
+        <w:trPr>
+          <w:trHeight w:val="2358"/>
+        </w:trPr>
+        <w:tc>
+          <w:tcPr>
+            <w:tcW w:w="2547" w:type="dxa"/>
+          </w:tcPr>
+          <w:p>
+            <w:pPr>
+              <w:jc w:val="center"/>
+              <w:rPr>
+                <w:rStyle w:val="Accentuationlgre"/>
+                <w:rFonts w:eastAsia="Times New Roman" w:cs="Times New Roman"/>
+                <w:b/>
+                <w:bCs/>
+                <w:i w:val="0"/>
+                <w:iCs w:val="0"/>
+                <w:lang w:eastAsia="fr-FR"/>
+              </w:rPr>
+            </w:pPr>
+            <w:r>
+              <w:rPr>
+                <w:rStyle w:val="Accentuationlgre"/>
+                <w:rFonts w:eastAsia="Times New Roman" w:cs="Times New Roman"/>
+                <w:b/>
+                <w:bCs/>
+                <w:i w:val="0"/>
+                <w:iCs w:val="0"/>
+                <w:lang w:eastAsia="fr-FR"/>
+              </w:rPr>
+              <w:t>42</w:t>
+            </w:r>
+          </w:p>
+          <w:p>
+            <w:pPr>
+              <w:rPr>
+                <w:rStyle w:val="Accentuationlgre"/>
+                <w:rFonts w:eastAsia="Times New Roman" w:cs="Times New Roman"/>
+                <w:b/>
+                <w:bCs/>
+                <w:i w:val="0"/>
+                <w:iCs w:val="0"/>
+                <w:u w:val="single"/>
+                <w:lang w:eastAsia="fr-FR"/>
+              </w:rPr>
+            </w:pPr>
+          </w:p>
+          <w:p>
+            <w:pPr>
+              <w:rPr>
+                <w:rStyle w:val="Accentuationlgre"/>
+                <w:rFonts w:eastAsia="Times New Roman" w:cs="Times New Roman"/>
+                <w:i w:val="0"/>
+                <w:iCs w:val="0"/>
+                <w:lang w:eastAsia="fr-FR"/>
+              </w:rPr>
+            </w:pPr>
+          </w:p>
+        </w:tc>
+        <w:tc>
+          <w:tcPr>
+            <w:tcW w:w="7366" w:type="dxa"/>
+          </w:tcPr>
+          <w:p>
+            <w:pPr>
+              <w:rPr>
+                <w:rStyle w:val="Accentuationlgre"/>
+                <w:rFonts w:eastAsia="Times New Roman" w:cs="Times New Roman"/>
+                <w:i w:val="0"/>
+                <w:iCs w:val="0"/>
+                <w:strike/>
+                <w:lang w:eastAsia="fr-FR"/>
+              </w:rPr>
+            </w:pPr>
+            <w:r>
+              <w:rPr>
+                <w:rStyle w:val="Accentuationlgre"/>
+                <w:rFonts w:eastAsia="Times New Roman" w:cs="Times New Roman"/>
+                <w:i w:val="0"/>
+                <w:iCs w:val="0"/>
+                <w:lang w:eastAsia="fr-FR"/>
+              </w:rPr>
+              <w:t>Les diviseurs de 42 sont donc</w:t>
+            </w:r>
+          </w:p>
+        </w:tc>
+      </w:tr>
+    </w:tbl>
     <w:p>
       <w:pPr>
         <w:pStyle w:val="Titre1"/>
@@ -1310,7 +1455,7 @@
         <w:spacing w:after="0" w:line="240" w:lineRule="auto"/>
         <w:jc w:val="center"/>
         <w:rPr>
-          <w:rFonts w:ascii="Times New Roman" w:eastAsia="Times New Roman" w:hAnsi="Times New Roman" w:cs="Times New Roman"/>
+          <w:rFonts w:eastAsia="Times New Roman" w:cs="Times New Roman"/>
           <w:sz w:val="24"/>
           <w:szCs w:val="24"/>
           <w:lang w:eastAsia="fr-FR"/>
@@ -1346,6 +1491,18 @@
     </w:p>
     <w:p>
       <w:pPr>
+        <w:spacing w:after="0" w:line="240" w:lineRule="auto"/>
+        <w:jc w:val="center"/>
+        <w:rPr>
+          <w:rFonts w:ascii="Times New Roman" w:eastAsia="Times New Roman" w:hAnsi="Times New Roman" w:cs="Times New Roman"/>
+          <w:sz w:val="24"/>
+          <w:szCs w:val="24"/>
+          <w:lang w:eastAsia="fr-FR"/>
+        </w:rPr>
+      </w:pPr>
+    </w:p>
+    <w:p>
+      <w:pPr>
         <w:spacing w:after="0"/>
       </w:pPr>
     </w:p>
@@ -1357,6 +1514,7 @@
         </w:rPr>
       </w:pPr>
       <w:r>
+        <w:lastRenderedPageBreak/>
         <w:t>III</w:t>
       </w:r>
       <w:r>
